--- a/EconAutomation/src/supporting_docs/econ_report_templates/PVLCP_Report_Template_v2.docx
+++ b/EconAutomation/src/supporting_docs/econ_report_templates/PVLCP_Report_Template_v2.docx
@@ -24,7 +24,23 @@
           <w:szCs w:val="24"/>
         </w:rPr>
         <w:fldChar w:fldCharType="begin"/>
+      </w:r>
+      <w:r>
+        <w:rPr>
+          <w:rFonts w:ascii="Times New Roman" w:hAnsi="Times New Roman" w:cs="Times New Roman"/>
+          <w:iCs/>
+          <w:sz w:val="24"/>
+          <w:szCs w:val="24"/>
+        </w:rPr>
         <w:instrText xml:space="preserve"> DATE \@ "MMMM d, yyyy" </w:instrText>
+      </w:r>
+      <w:r>
+        <w:rPr>
+          <w:rFonts w:ascii="Times New Roman" w:hAnsi="Times New Roman" w:cs="Times New Roman"/>
+          <w:iCs/>
+          <w:sz w:val="24"/>
+          <w:szCs w:val="24"/>
+        </w:rPr>
         <w:fldChar w:fldCharType="separate"/>
       </w:r>
       <w:r>
@@ -35,7 +51,7 @@
           <w:sz w:val="24"/>
           <w:szCs w:val="24"/>
         </w:rPr>
-        <w:t>May 24, 2026</w:t>
+        <w:t>May 29, 2026</w:t>
       </w:r>
       <w:r>
         <w:rPr>
@@ -212,11 +228,53 @@
           <w:szCs w:val="24"/>
         </w:rPr>
         <w:tab/>
+      </w:r>
+      <w:r>
+        <w:rPr>
+          <w:rFonts w:ascii="Times New Roman" w:hAnsi="Times New Roman" w:cs="Times New Roman"/>
+          <w:sz w:val="24"/>
+          <w:szCs w:val="24"/>
+        </w:rPr>
         <w:tab/>
+      </w:r>
+      <w:r>
+        <w:rPr>
+          <w:rFonts w:ascii="Times New Roman" w:hAnsi="Times New Roman" w:cs="Times New Roman"/>
+          <w:sz w:val="24"/>
+          <w:szCs w:val="24"/>
+        </w:rPr>
         <w:tab/>
+      </w:r>
+      <w:r>
+        <w:rPr>
+          <w:rFonts w:ascii="Times New Roman" w:hAnsi="Times New Roman" w:cs="Times New Roman"/>
+          <w:sz w:val="24"/>
+          <w:szCs w:val="24"/>
+        </w:rPr>
         <w:tab/>
+      </w:r>
+      <w:r>
+        <w:rPr>
+          <w:rFonts w:ascii="Times New Roman" w:hAnsi="Times New Roman" w:cs="Times New Roman"/>
+          <w:sz w:val="24"/>
+          <w:szCs w:val="24"/>
+        </w:rPr>
         <w:tab/>
+      </w:r>
+      <w:r>
+        <w:rPr>
+          <w:rFonts w:ascii="Times New Roman" w:hAnsi="Times New Roman" w:cs="Times New Roman"/>
+          <w:sz w:val="24"/>
+          <w:szCs w:val="24"/>
+        </w:rPr>
         <w:tab/>
+      </w:r>
+      <w:r>
+        <w:rPr>
+          <w:rFonts w:ascii="Times New Roman" w:hAnsi="Times New Roman" w:cs="Times New Roman"/>
+          <w:sz w:val="24"/>
+          <w:szCs w:val="24"/>
+        </w:rPr>
         <w:tab/>
         <w:t xml:space="preserve">RE: </w:t>
       </w:r>
@@ -358,15 +416,7 @@
           <w:sz w:val="24"/>
           <w:szCs w:val="24"/>
         </w:rPr>
-        <w:t xml:space="preserve"> The </w:t>
-      </w:r>
-      <w:r>
-        <w:rPr>
-          <w:rFonts w:ascii="Times New Roman" w:hAnsi="Times New Roman" w:cs="Times New Roman"/>
-          <w:sz w:val="24"/>
-          <w:szCs w:val="24"/>
-        </w:rPr>
-        <w:t xml:space="preserve">{% if claimant_role == 'plaintiff' %}plaintiff{% else %}defendant{% endif %} will require {% if PV_is_range %}a present value ranging from {{ PV_Summary_No_Rounding_Total_Low }} to {{ PV_Summary_No_Rounding_Total_High }} in order to fund future medical care, depending on realized costs. The midpoint is {{ PV_Summary_No_Rounding_Total_Mid }}.{% else %}a present value of {{ PV_Summary_No_Rounding_Total_Mid }} in order to fund future medical care.{% endif %} Present values and the itemized tables that follow incorporate the economic variables necessary to properly account for the time value of money:</w:t>
+        <w:t xml:space="preserve"> The {% if claimant_role == 'plaintiff' %}plaintiff{% else %}defendant{% endif %} will require {% if PV_is_range %}a present value ranging from {{ PV_Summary_No_Rounding_Total_Low }} to {{ PV_Summary_No_Rounding_Total_High }} in order to fund future medical care, depending on realized costs. The midpoint is {{ PV_Summary_No_Rounding_Total_Mid }}.{% else %}a present value of {{ PV_Summary_No_Rounding_Total_Mid }} in order to fund future medical care.{% endif %} Present values and the itemized tables that follow incorporate the economic variables necessary to properly account for the time value of money:</w:t>
       </w:r>
     </w:p>
     <w:p>
@@ -465,7 +515,47 @@
           <w:sz w:val="24"/>
           <w:szCs w:val="24"/>
         </w:rPr>
-        <w:t xml:space="preserve">and the {% if 'LCP' in rehab_report_types %}Life Care Plan{% endif %}{% if 'MCP' in rehab_report_types %}Medical Cost Projection{% endif %}. {% if trial_date_known %}The trial date is {{ trial_date_long }}.{% else %}At this time, I have not been provided a trial date. I assume a reference date of {{ reference_date_long }}.{% endif %}</w:t>
+        <w:t>{% if 'LCP' in rehab_report_types %}</w:t>
+      </w:r>
+      <w:r>
+        <w:rPr>
+          <w:rFonts w:ascii="Times New Roman" w:hAnsi="Times New Roman" w:cs="Times New Roman"/>
+          <w:sz w:val="24"/>
+          <w:szCs w:val="24"/>
+        </w:rPr>
+        <w:t>and the Life Care Plan{% endif %}{% if 'MCP' in rehab_report_types %}</w:t>
+      </w:r>
+      <w:r>
+        <w:rPr>
+          <w:rFonts w:ascii="Times New Roman" w:hAnsi="Times New Roman" w:cs="Times New Roman"/>
+          <w:sz w:val="24"/>
+          <w:szCs w:val="24"/>
+        </w:rPr>
+        <w:t xml:space="preserve">and the </w:t>
+      </w:r>
+      <w:r>
+        <w:rPr>
+          <w:rFonts w:ascii="Times New Roman" w:hAnsi="Times New Roman" w:cs="Times New Roman"/>
+          <w:sz w:val="24"/>
+          <w:szCs w:val="24"/>
+        </w:rPr>
+        <w:t>Medical Cost Projection{% endif %}. {% if trial_date</w:t>
+      </w:r>
+      <w:r>
+        <w:rPr>
+          <w:rFonts w:ascii="Times New Roman" w:hAnsi="Times New Roman" w:cs="Times New Roman"/>
+          <w:sz w:val="24"/>
+          <w:szCs w:val="24"/>
+        </w:rPr>
+        <w:t>_long</w:t>
+      </w:r>
+      <w:r>
+        <w:rPr>
+          <w:rFonts w:ascii="Times New Roman" w:hAnsi="Times New Roman" w:cs="Times New Roman"/>
+          <w:sz w:val="24"/>
+          <w:szCs w:val="24"/>
+        </w:rPr>
+        <w:t xml:space="preserve"> %}The trial date is {{ trial_date_long }}.{% else %}At this time, I have not been provided a trial date. I assume a reference date of {{ reference_date_long }}.{% endif %}</w:t>
       </w:r>
     </w:p>
     <w:p>
@@ -503,24 +593,23 @@
           <w:rFonts w:ascii="Times New Roman" w:hAnsi="Times New Roman" w:cs="Times New Roman"/>
           <w:sz w:val="24"/>
           <w:szCs w:val="24"/>
+        </w:rPr>
+      </w:pPr>
+      <w:r>
+        <w:rPr>
+          <w:rFonts w:ascii="Times New Roman" w:hAnsi="Times New Roman" w:cs="Times New Roman"/>
+          <w:sz w:val="24"/>
+          <w:szCs w:val="24"/>
+        </w:rPr>
+        <w:t>Discount rates ensure that any pecuniary award for future medical care accounts for the potential investment return </w:t>
+      </w:r>
+      <w:r>
+        <w:rPr>
+          <w:rFonts w:ascii="Times New Roman" w:hAnsi="Times New Roman" w:cs="Times New Roman"/>
+          <w:sz w:val="24"/>
+          <w:szCs w:val="24"/>
           <w:highlight w:val="yellow"/>
         </w:rPr>
-      </w:pPr>
-      <w:r>
-        <w:rPr>
-          <w:rFonts w:ascii="Times New Roman" w:hAnsi="Times New Roman" w:cs="Times New Roman"/>
-          <w:sz w:val="24"/>
-          <w:szCs w:val="24"/>
-        </w:rPr>
-        <w:t>Discount rates ensure that any pecuniary award for future medical care accounts for the potential investment return </w:t>
-      </w:r>
-      <w:r>
-        <w:rPr>
-          <w:rFonts w:ascii="Times New Roman" w:hAnsi="Times New Roman" w:cs="Times New Roman"/>
-          <w:sz w:val="24"/>
-          <w:szCs w:val="24"/>
-          <w:highlight w:val="yellow"/>
-        </w:rPr>
         <w:t>{{ claimant_salutation_with_name_last }}</w:t>
       </w:r>
       <w:r>
@@ -529,14 +618,46 @@
           <w:sz w:val="24"/>
           <w:szCs w:val="24"/>
         </w:rPr>
-        <w:t xml:space="preserve"> may earn to fund future medical care. The discount rate is laddered, allowing investment yields to match the future duration of costs, which will ensure that any present value award is exhausted at the end of the duration. Discount rates are derived from current benchmark yields on AAA-rated municipal bonds and are enumerated in the figures at the end of this narrative. </w:t>
-      </w:r>
-      <w:r>
-        <w:rPr>
-          <w:rFonts w:ascii="Times New Roman" w:hAnsi="Times New Roman" w:cs="Times New Roman"/>
-          <w:sz w:val="24"/>
-          <w:szCs w:val="24"/>
-          <w:highlight w:val="green"/>
+        <w:t xml:space="preserve"> may earn to fund future medical care. The discount rate is laddered, allowing investment yields to match the future duration of costs, </w:t>
+      </w:r>
+      <w:r>
+        <w:rPr>
+          <w:rFonts w:ascii="Times New Roman" w:hAnsi="Times New Roman" w:cs="Times New Roman"/>
+          <w:sz w:val="24"/>
+          <w:szCs w:val="24"/>
+        </w:rPr>
+        <w:lastRenderedPageBreak/>
+        <w:t xml:space="preserve">which will ensure that any present value award is exhausted at the end of the duration. Discount rates are derived from current benchmark yields on AAA-rated municipal bonds and are enumerated in the figures at the end of this narrative. </w:t>
+      </w:r>
+      <w:r>
+        <w:rPr>
+          <w:rFonts w:ascii="Times New Roman" w:hAnsi="Times New Roman" w:cs="Times New Roman"/>
+          <w:sz w:val="24"/>
+          <w:szCs w:val="24"/>
+        </w:rPr>
+        <w:t xml:space="preserve">{% if </w:t>
+      </w:r>
+      <w:r>
+        <w:rPr>
+          <w:rFonts w:ascii="Times New Roman" w:hAnsi="Times New Roman" w:cs="Times New Roman"/>
+          <w:sz w:val="24"/>
+          <w:szCs w:val="24"/>
+        </w:rPr>
+        <w:t>WC_PVLCP_seldiscrate_y30</w:t>
+      </w:r>
+      <w:r>
+        <w:rPr>
+          <w:rFonts w:ascii="Times New Roman" w:hAnsi="Times New Roman" w:cs="Times New Roman"/>
+          <w:sz w:val="24"/>
+          <w:szCs w:val="24"/>
+        </w:rPr>
+        <w:t xml:space="preserve"> %}</w:t>
+      </w:r>
+      <w:r>
+        <w:rPr>
+          <w:rFonts w:ascii="Times New Roman" w:hAnsi="Times New Roman" w:cs="Times New Roman"/>
+          <w:sz w:val="24"/>
+          <w:szCs w:val="24"/>
         </w:rPr>
         <w:t xml:space="preserve">For </w:t>
       </w:r>
@@ -546,7 +667,6 @@
           <w:rFonts w:ascii="Times New Roman" w:hAnsi="Times New Roman" w:cs="Times New Roman"/>
           <w:sz w:val="24"/>
           <w:szCs w:val="24"/>
-          <w:highlight w:val="green"/>
         </w:rPr>
         <w:t xml:space="preserve">maturities </w:t>
       </w:r>
@@ -557,7 +677,6 @@
           <w:rFonts w:ascii="Times New Roman" w:hAnsi="Times New Roman" w:cs="Times New Roman"/>
           <w:sz w:val="24"/>
           <w:szCs w:val="24"/>
-          <w:highlight w:val="green"/>
         </w:rPr>
         <w:commentReference w:id="0"/>
       </w:r>
@@ -566,28 +685,8 @@
           <w:rFonts w:ascii="Times New Roman" w:hAnsi="Times New Roman" w:cs="Times New Roman"/>
           <w:sz w:val="24"/>
           <w:szCs w:val="24"/>
-          <w:highlight w:val="green"/>
-        </w:rPr>
-        <w:t xml:space="preserve">greater than 30 years, I use the </w:t>
-        <w:lastRenderedPageBreak/>
-        <w:t>longest available maturity of</w:t>
-      </w:r>
-      <w:r>
-        <w:rPr>
-          <w:rFonts w:ascii="Times New Roman" w:hAnsi="Times New Roman" w:cs="Times New Roman"/>
-          <w:sz w:val="24"/>
-          <w:szCs w:val="24"/>
-        </w:rPr>
-        <w:t xml:space="preserve"> </w:t>
-      </w:r>
-      <w:r>
-        <w:rPr>
-          <w:rFonts w:ascii="Times New Roman" w:hAnsi="Times New Roman" w:cs="Times New Roman"/>
-          <w:sz w:val="24"/>
-          <w:szCs w:val="24"/>
-          <w:highlight w:val="red"/>
-        </w:rPr>
-        <w:t>{</w:t>
+        </w:rPr>
+        <w:t>greater than 30 years, I use the longest available maturity of {</w:t>
       </w:r>
       <w:commentRangeStart w:id="1"/>
       <w:r>
@@ -595,51 +694,24 @@
           <w:rFonts w:ascii="Times New Roman" w:hAnsi="Times New Roman" w:cs="Times New Roman"/>
           <w:sz w:val="24"/>
           <w:szCs w:val="24"/>
-          <w:highlight w:val="red"/>
-        </w:rPr>
-        <w:t>{ WC_disc_rate_max }}</w:t>
-      </w:r>
-      <w:r>
-        <w:rPr>
-          <w:rFonts w:ascii="Times New Roman" w:hAnsi="Times New Roman" w:cs="Times New Roman"/>
-          <w:sz w:val="24"/>
-          <w:szCs w:val="24"/>
-        </w:rPr>
-        <w:t xml:space="preserve">. Discount rates range from </w:t>
-      </w:r>
-      <w:r>
-        <w:rPr>
-          <w:rFonts w:ascii="Times New Roman" w:hAnsi="Times New Roman" w:cs="Times New Roman"/>
-          <w:sz w:val="24"/>
-          <w:szCs w:val="24"/>
-          <w:highlight w:val="red"/>
-        </w:rPr>
-        <w:t>{{ WC_disc_rate_min }}</w:t>
-      </w:r>
-      <w:r>
-        <w:rPr>
-          <w:rFonts w:ascii="Times New Roman" w:hAnsi="Times New Roman" w:cs="Times New Roman"/>
-          <w:sz w:val="24"/>
-          <w:szCs w:val="24"/>
-        </w:rPr>
-        <w:t xml:space="preserve"> to </w:t>
-      </w:r>
-      <w:r>
-        <w:rPr>
-          <w:rFonts w:ascii="Times New Roman" w:hAnsi="Times New Roman" w:cs="Times New Roman"/>
-          <w:sz w:val="24"/>
-          <w:szCs w:val="24"/>
-          <w:highlight w:val="red"/>
-        </w:rPr>
-        <w:t>{{ WC_disc_rate_max }}</w:t>
-      </w:r>
-      <w:r>
-        <w:rPr>
-          <w:rFonts w:ascii="Times New Roman" w:hAnsi="Times New Roman" w:cs="Times New Roman"/>
-          <w:sz w:val="24"/>
-          <w:szCs w:val="24"/>
-        </w:rPr>
-        <w:t>.</w:t>
+        </w:rPr>
+        <w:t>{ WC_disc_rate_max }}.</w:t>
+      </w:r>
+      <w:r>
+        <w:rPr>
+          <w:rFonts w:ascii="Times New Roman" w:hAnsi="Times New Roman" w:cs="Times New Roman"/>
+          <w:sz w:val="24"/>
+          <w:szCs w:val="24"/>
+        </w:rPr>
+        <w:t>{% endif %}</w:t>
+      </w:r>
+      <w:r>
+        <w:rPr>
+          <w:rFonts w:ascii="Times New Roman" w:hAnsi="Times New Roman" w:cs="Times New Roman"/>
+          <w:sz w:val="24"/>
+          <w:szCs w:val="24"/>
+        </w:rPr>
+        <w:t xml:space="preserve"> Discount rates range from {{ WC_disc_rate_min }} to {{ WC_disc_rate_max }}.</w:t>
       </w:r>
       <w:commentRangeEnd w:id="1"/>
       <w:r>
@@ -648,7 +720,6 @@
           <w:rFonts w:ascii="Times New Roman" w:hAnsi="Times New Roman" w:cs="Times New Roman"/>
           <w:sz w:val="24"/>
           <w:szCs w:val="24"/>
-          <w:highlight w:val="yellow"/>
         </w:rPr>
         <w:commentReference w:id="1"/>
       </w:r>
@@ -661,14 +732,6 @@
           <w:szCs w:val="24"/>
         </w:rPr>
       </w:pPr>
-      <w:r>
-        <w:rPr>
-          <w:rFonts w:ascii="Times New Roman" w:hAnsi="Times New Roman" w:cs="Times New Roman"/>
-          <w:sz w:val="24"/>
-          <w:szCs w:val="24"/>
-        </w:rPr>
-        <w:br w:type="page"/>
-      </w:r>
     </w:p>
     <w:p>
       <w:pPr>
@@ -685,7 +748,6 @@
           <w:sz w:val="24"/>
           <w:szCs w:val="24"/>
         </w:rPr>
-        <w:lastRenderedPageBreak/>
         <w:t>GROWTH RATES</w:t>
       </w:r>
     </w:p>
@@ -740,7 +802,23 @@
           <w:sz w:val="24"/>
           <w:szCs w:val="24"/>
         </w:rPr>
-        <w:t xml:space="preserve">{{ WC_CPI_duration_max }}, </w:t>
+        <w:t>{{ WC_CPI_duration_max }}</w:t>
+      </w:r>
+      <w:r>
+        <w:rPr>
+          <w:rFonts w:ascii="Times New Roman" w:hAnsi="Times New Roman" w:cs="Times New Roman"/>
+          <w:sz w:val="24"/>
+          <w:szCs w:val="24"/>
+        </w:rPr>
+        <w:t xml:space="preserve"> years</w:t>
+      </w:r>
+      <w:r>
+        <w:rPr>
+          <w:rFonts w:ascii="Times New Roman" w:hAnsi="Times New Roman" w:cs="Times New Roman"/>
+          <w:sz w:val="24"/>
+          <w:szCs w:val="24"/>
+        </w:rPr>
+        <w:t xml:space="preserve">, </w:t>
       </w:r>
       <w:r>
         <w:rPr>
@@ -754,13 +832,13 @@
     </w:p>
     <w:tbl>
       <w:tblPr>
-        <w:tblW w:w="6799" w:type="dxa"/>
+        <w:tblW w:w="7015" w:type="dxa"/>
         <w:jc w:val="center"/>
         <w:tblLook w:val="04A0" w:firstRow="1" w:lastRow="0" w:firstColumn="1" w:lastColumn="0" w:noHBand="0" w:noVBand="1"/>
       </w:tblPr>
       <w:tblGrid>
         <w:gridCol w:w="4892"/>
-        <w:gridCol w:w="2123"/>
+        <w:gridCol w:w="3802"/>
       </w:tblGrid>
       <w:tr>
         <w:trPr>
@@ -803,7 +881,7 @@
         </w:tc>
         <w:tc>
           <w:tcPr>
-            <w:tcW w:w="1907" w:type="dxa"/>
+            <w:tcW w:w="2123" w:type="dxa"/>
             <w:tcBorders>
               <w:top w:val="nil"/>
               <w:left w:val="nil"/>
@@ -852,7 +930,6 @@
             </w:tcBorders>
             <w:noWrap/>
             <w:vAlign w:val="bottom"/>
-            <w:hideMark/>
           </w:tcPr>
           <w:p>
             <w:pPr>
@@ -870,33 +947,8 @@
                 <w:sz w:val="24"/>
                 <w:szCs w:val="24"/>
               </w:rPr>
-              <w:t>{% if physicians_duration_label %}Physicians’ Services ({{ physicians_duration_label }}){% else %}Physicians’ Services{% endif %}</w:t>
+              <w:t xml:space="preserve">{%tr if </w:t>
             </w:r>
-          </w:p>
-        </w:tc>
-        <w:tc>
-          <w:tcPr>
-            <w:tcW w:w="1907" w:type="dxa"/>
-            <w:tcBorders>
-              <w:top w:val="nil"/>
-              <w:left w:val="nil"/>
-              <w:bottom w:val="nil"/>
-              <w:right w:val="nil"/>
-            </w:tcBorders>
-            <w:noWrap/>
-            <w:vAlign w:val="bottom"/>
-            <w:hideMark/>
-          </w:tcPr>
-          <w:p>
-            <w:pPr>
-              <w:jc w:val="center"/>
-              <w:rPr>
-                <w:rFonts w:ascii="Times New Roman" w:hAnsi="Times New Roman" w:cs="Times New Roman"/>
-                <w:color w:val="000000"/>
-                <w:sz w:val="24"/>
-                <w:szCs w:val="24"/>
-              </w:rPr>
-            </w:pPr>
             <w:r>
               <w:rPr>
                 <w:rFonts w:ascii="Times New Roman" w:hAnsi="Times New Roman" w:cs="Times New Roman"/>
@@ -904,37 +956,8 @@
                 <w:sz w:val="24"/>
                 <w:szCs w:val="24"/>
               </w:rPr>
-              <w:t>{{ sel_ite_growth_rate }}</w:t>
+              <w:t>WC_CPI_selcat_physer</w:t>
             </w:r>
-          </w:p>
-        </w:tc>
-      </w:tr>
-      <w:tr>
-        <w:trPr>
-          <w:trHeight w:val="324"/>
-          <w:jc w:val="center"/>
-        </w:trPr>
-        <w:tc>
-          <w:tcPr>
-            <w:tcW w:w="4892" w:type="dxa"/>
-            <w:tcBorders>
-              <w:top w:val="nil"/>
-              <w:left w:val="nil"/>
-              <w:bottom w:val="nil"/>
-              <w:right w:val="nil"/>
-            </w:tcBorders>
-            <w:noWrap/>
-            <w:vAlign w:val="bottom"/>
-          </w:tcPr>
-          <w:p>
-            <w:pPr>
-              <w:rPr>
-                <w:rFonts w:ascii="Times New Roman" w:hAnsi="Times New Roman" w:cs="Times New Roman"/>
-                <w:color w:val="000000"/>
-                <w:sz w:val="24"/>
-                <w:szCs w:val="24"/>
-              </w:rPr>
-            </w:pPr>
             <w:r>
               <w:rPr>
                 <w:rFonts w:ascii="Times New Roman" w:hAnsi="Times New Roman" w:cs="Times New Roman"/>
@@ -942,13 +965,40 @@
                 <w:sz w:val="24"/>
                 <w:szCs w:val="24"/>
               </w:rPr>
-              <w:t>{% if physicians_duration_label_2 %}Physicians’ Services ({{ physicians_duration_label_2 }}){% endif %}</w:t>
+              <w:t xml:space="preserve"> %}</w:t>
+            </w:r>
+            <w:r>
+              <w:rPr>
+                <w:rFonts w:ascii="Times New Roman" w:hAnsi="Times New Roman" w:cs="Times New Roman"/>
+                <w:color w:val="000000"/>
+                <w:sz w:val="24"/>
+                <w:szCs w:val="24"/>
+              </w:rPr>
+              <w:t xml:space="preserve">{{ </w:t>
+            </w:r>
+            <w:r>
+              <w:rPr>
+                <w:rFonts w:ascii="Times New Roman" w:hAnsi="Times New Roman" w:cs="Times New Roman"/>
+                <w:color w:val="000000"/>
+                <w:sz w:val="24"/>
+                <w:szCs w:val="24"/>
+              </w:rPr>
+              <w:t>WC_CPI_selcat_physer</w:t>
+            </w:r>
+            <w:r>
+              <w:rPr>
+                <w:rFonts w:ascii="Times New Roman" w:hAnsi="Times New Roman" w:cs="Times New Roman"/>
+                <w:color w:val="000000"/>
+                <w:sz w:val="24"/>
+                <w:szCs w:val="24"/>
+              </w:rPr>
+              <w:t xml:space="preserve"> }}</w:t>
             </w:r>
           </w:p>
         </w:tc>
         <w:tc>
           <w:tcPr>
-            <w:tcW w:w="1907" w:type="dxa"/>
+            <w:tcW w:w="2123" w:type="dxa"/>
             <w:tcBorders>
               <w:top w:val="nil"/>
               <w:left w:val="nil"/>
@@ -968,36 +1018,6 @@
                 <w:szCs w:val="24"/>
               </w:rPr>
             </w:pPr>
-          </w:p>
-        </w:tc>
-      </w:tr>
-      <w:tr>
-        <w:trPr>
-          <w:trHeight w:val="324"/>
-          <w:jc w:val="center"/>
-        </w:trPr>
-        <w:tc>
-          <w:tcPr>
-            <w:tcW w:w="4892" w:type="dxa"/>
-            <w:tcBorders>
-              <w:top w:val="nil"/>
-              <w:left w:val="nil"/>
-              <w:bottom w:val="nil"/>
-              <w:right w:val="nil"/>
-            </w:tcBorders>
-            <w:noWrap/>
-            <w:vAlign w:val="bottom"/>
-            <w:hideMark/>
-          </w:tcPr>
-          <w:p>
-            <w:pPr>
-              <w:rPr>
-                <w:rFonts w:ascii="Times New Roman" w:hAnsi="Times New Roman" w:cs="Times New Roman"/>
-                <w:color w:val="000000"/>
-                <w:sz w:val="24"/>
-                <w:szCs w:val="24"/>
-              </w:rPr>
-            </w:pPr>
             <w:r>
               <w:rPr>
                 <w:rFonts w:ascii="Times New Roman" w:hAnsi="Times New Roman" w:cs="Times New Roman"/>
@@ -1005,33 +1025,8 @@
                 <w:sz w:val="24"/>
                 <w:szCs w:val="24"/>
               </w:rPr>
-              <w:t>Medical Care Services</w:t>
+              <w:t>{{</w:t>
             </w:r>
-          </w:p>
-        </w:tc>
-        <w:tc>
-          <w:tcPr>
-            <w:tcW w:w="1907" w:type="dxa"/>
-            <w:tcBorders>
-              <w:top w:val="nil"/>
-              <w:left w:val="nil"/>
-              <w:bottom w:val="nil"/>
-              <w:right w:val="nil"/>
-            </w:tcBorders>
-            <w:noWrap/>
-            <w:vAlign w:val="bottom"/>
-            <w:hideMark/>
-          </w:tcPr>
-          <w:p>
-            <w:pPr>
-              <w:jc w:val="center"/>
-              <w:rPr>
-                <w:rFonts w:ascii="Times New Roman" w:hAnsi="Times New Roman" w:cs="Times New Roman"/>
-                <w:color w:val="000000"/>
-                <w:sz w:val="24"/>
-                <w:szCs w:val="24"/>
-              </w:rPr>
-            </w:pPr>
             <w:r>
               <w:rPr>
                 <w:rFonts w:ascii="Times New Roman" w:hAnsi="Times New Roman" w:cs="Times New Roman"/>
@@ -1039,7 +1034,16 @@
                 <w:sz w:val="24"/>
                 <w:szCs w:val="24"/>
               </w:rPr>
-              <w:t>3.5%</w:t>
+              <w:t xml:space="preserve"> WC_CPI_selcat_physer_growth_rate }}</w:t>
+            </w:r>
+            <w:r>
+              <w:rPr>
+                <w:rFonts w:ascii="Times New Roman" w:hAnsi="Times New Roman" w:cs="Times New Roman"/>
+                <w:color w:val="000000"/>
+                <w:sz w:val="24"/>
+                <w:szCs w:val="24"/>
+              </w:rPr>
+              <w:t>{%tr endif %}</w:t>
             </w:r>
           </w:p>
         </w:tc>
@@ -1078,13 +1082,13 @@
                 <w:sz w:val="24"/>
                 <w:szCs w:val="24"/>
               </w:rPr>
-              <w:t>Services by Other Medical Care Professionals</w:t>
+              <w:t>{%tr if %}</w:t>
             </w:r>
           </w:p>
         </w:tc>
         <w:tc>
           <w:tcPr>
-            <w:tcW w:w="1907" w:type="dxa"/>
+            <w:tcW w:w="2123" w:type="dxa"/>
             <w:tcBorders>
               <w:top w:val="nil"/>
               <w:left w:val="nil"/>
@@ -1112,7 +1116,224 @@
                 <w:sz w:val="24"/>
                 <w:szCs w:val="24"/>
               </w:rPr>
-              <w:t>2.1%</w:t>
+              <w:t>{%tr endif %}</w:t>
+            </w:r>
+          </w:p>
+        </w:tc>
+      </w:tr>
+      <w:tr>
+        <w:trPr>
+          <w:trHeight w:val="324"/>
+          <w:jc w:val="center"/>
+        </w:trPr>
+        <w:tc>
+          <w:tcPr>
+            <w:tcW w:w="4892" w:type="dxa"/>
+            <w:tcBorders>
+              <w:top w:val="nil"/>
+              <w:left w:val="nil"/>
+              <w:bottom w:val="nil"/>
+              <w:right w:val="nil"/>
+            </w:tcBorders>
+            <w:noWrap/>
+            <w:vAlign w:val="bottom"/>
+          </w:tcPr>
+          <w:p>
+            <w:pPr>
+              <w:rPr>
+                <w:rFonts w:ascii="Times New Roman" w:hAnsi="Times New Roman" w:cs="Times New Roman"/>
+                <w:color w:val="000000"/>
+                <w:sz w:val="24"/>
+                <w:szCs w:val="24"/>
+              </w:rPr>
+            </w:pPr>
+            <w:r>
+              <w:rPr>
+                <w:rFonts w:ascii="Times New Roman" w:hAnsi="Times New Roman" w:cs="Times New Roman"/>
+                <w:color w:val="000000"/>
+                <w:sz w:val="24"/>
+                <w:szCs w:val="24"/>
+              </w:rPr>
+              <w:t>{%tr if %}</w:t>
+            </w:r>
+          </w:p>
+        </w:tc>
+        <w:tc>
+          <w:tcPr>
+            <w:tcW w:w="2123" w:type="dxa"/>
+            <w:tcBorders>
+              <w:top w:val="nil"/>
+              <w:left w:val="nil"/>
+              <w:bottom w:val="nil"/>
+              <w:right w:val="nil"/>
+            </w:tcBorders>
+            <w:noWrap/>
+            <w:vAlign w:val="bottom"/>
+          </w:tcPr>
+          <w:p>
+            <w:pPr>
+              <w:jc w:val="center"/>
+              <w:rPr>
+                <w:rFonts w:ascii="Times New Roman" w:hAnsi="Times New Roman" w:cs="Times New Roman"/>
+                <w:color w:val="000000"/>
+                <w:sz w:val="24"/>
+                <w:szCs w:val="24"/>
+              </w:rPr>
+            </w:pPr>
+            <w:r>
+              <w:rPr>
+                <w:rFonts w:ascii="Times New Roman" w:hAnsi="Times New Roman" w:cs="Times New Roman"/>
+                <w:color w:val="000000"/>
+                <w:sz w:val="24"/>
+                <w:szCs w:val="24"/>
+              </w:rPr>
+              <w:t>{%tr endif %}</w:t>
+            </w:r>
+          </w:p>
+        </w:tc>
+      </w:tr>
+      <w:tr>
+        <w:trPr>
+          <w:trHeight w:val="324"/>
+          <w:jc w:val="center"/>
+        </w:trPr>
+        <w:tc>
+          <w:tcPr>
+            <w:tcW w:w="4892" w:type="dxa"/>
+            <w:tcBorders>
+              <w:top w:val="nil"/>
+              <w:left w:val="nil"/>
+              <w:bottom w:val="nil"/>
+              <w:right w:val="nil"/>
+            </w:tcBorders>
+            <w:noWrap/>
+            <w:vAlign w:val="bottom"/>
+            <w:hideMark/>
+          </w:tcPr>
+          <w:p>
+            <w:pPr>
+              <w:rPr>
+                <w:rFonts w:ascii="Times New Roman" w:hAnsi="Times New Roman" w:cs="Times New Roman"/>
+                <w:color w:val="000000"/>
+                <w:sz w:val="24"/>
+                <w:szCs w:val="24"/>
+              </w:rPr>
+            </w:pPr>
+            <w:r>
+              <w:rPr>
+                <w:rFonts w:ascii="Times New Roman" w:hAnsi="Times New Roman" w:cs="Times New Roman"/>
+                <w:color w:val="000000"/>
+                <w:sz w:val="24"/>
+                <w:szCs w:val="24"/>
+              </w:rPr>
+              <w:t>{%tr if %}</w:t>
+            </w:r>
+          </w:p>
+        </w:tc>
+        <w:tc>
+          <w:tcPr>
+            <w:tcW w:w="2123" w:type="dxa"/>
+            <w:tcBorders>
+              <w:top w:val="nil"/>
+              <w:left w:val="nil"/>
+              <w:bottom w:val="nil"/>
+              <w:right w:val="nil"/>
+            </w:tcBorders>
+            <w:noWrap/>
+            <w:vAlign w:val="bottom"/>
+            <w:hideMark/>
+          </w:tcPr>
+          <w:p>
+            <w:pPr>
+              <w:jc w:val="center"/>
+              <w:rPr>
+                <w:rFonts w:ascii="Times New Roman" w:hAnsi="Times New Roman" w:cs="Times New Roman"/>
+                <w:color w:val="000000"/>
+                <w:sz w:val="24"/>
+                <w:szCs w:val="24"/>
+              </w:rPr>
+            </w:pPr>
+            <w:r>
+              <w:rPr>
+                <w:rFonts w:ascii="Times New Roman" w:hAnsi="Times New Roman" w:cs="Times New Roman"/>
+                <w:color w:val="000000"/>
+                <w:sz w:val="24"/>
+                <w:szCs w:val="24"/>
+              </w:rPr>
+              <w:t>{%tr endif %}</w:t>
+            </w:r>
+          </w:p>
+        </w:tc>
+      </w:tr>
+      <w:tr>
+        <w:trPr>
+          <w:trHeight w:val="324"/>
+          <w:jc w:val="center"/>
+        </w:trPr>
+        <w:tc>
+          <w:tcPr>
+            <w:tcW w:w="4892" w:type="dxa"/>
+            <w:tcBorders>
+              <w:top w:val="nil"/>
+              <w:left w:val="nil"/>
+              <w:bottom w:val="nil"/>
+              <w:right w:val="nil"/>
+            </w:tcBorders>
+            <w:noWrap/>
+            <w:vAlign w:val="bottom"/>
+            <w:hideMark/>
+          </w:tcPr>
+          <w:p>
+            <w:pPr>
+              <w:rPr>
+                <w:rFonts w:ascii="Times New Roman" w:hAnsi="Times New Roman" w:cs="Times New Roman"/>
+                <w:color w:val="000000"/>
+                <w:sz w:val="24"/>
+                <w:szCs w:val="24"/>
+              </w:rPr>
+            </w:pPr>
+            <w:r>
+              <w:rPr>
+                <w:rFonts w:ascii="Times New Roman" w:hAnsi="Times New Roman" w:cs="Times New Roman"/>
+                <w:color w:val="000000"/>
+                <w:sz w:val="24"/>
+                <w:szCs w:val="24"/>
+              </w:rPr>
+              <w:t>{%tr if %}</w:t>
+            </w:r>
+          </w:p>
+        </w:tc>
+        <w:tc>
+          <w:tcPr>
+            <w:tcW w:w="2123" w:type="dxa"/>
+            <w:tcBorders>
+              <w:top w:val="nil"/>
+              <w:left w:val="nil"/>
+              <w:bottom w:val="nil"/>
+              <w:right w:val="nil"/>
+            </w:tcBorders>
+            <w:noWrap/>
+            <w:vAlign w:val="bottom"/>
+            <w:hideMark/>
+          </w:tcPr>
+          <w:p>
+            <w:pPr>
+              <w:jc w:val="center"/>
+              <w:rPr>
+                <w:rFonts w:ascii="Times New Roman" w:hAnsi="Times New Roman" w:cs="Times New Roman"/>
+                <w:color w:val="000000"/>
+                <w:sz w:val="24"/>
+                <w:szCs w:val="24"/>
+              </w:rPr>
+            </w:pPr>
+            <w:r>
+              <w:rPr>
+                <w:rFonts w:ascii="Times New Roman" w:hAnsi="Times New Roman" w:cs="Times New Roman"/>
+                <w:color w:val="000000"/>
+                <w:sz w:val="24"/>
+                <w:szCs w:val="24"/>
+              </w:rPr>
+              <w:t>{%tr endif %}</w:t>
             </w:r>
           </w:p>
         </w:tc>
@@ -1144,24 +1365,20 @@
                 <w:highlight w:val="red"/>
               </w:rPr>
             </w:pPr>
-            <w:commentRangeStart w:id="3"/>
-            <w:commentRangeStart w:id="4"/>
-            <w:commentRangeStart w:id="5"/>
             <w:r>
               <w:rPr>
                 <w:rFonts w:ascii="Times New Roman" w:hAnsi="Times New Roman" w:cs="Times New Roman"/>
                 <w:color w:val="000000"/>
                 <w:sz w:val="24"/>
                 <w:szCs w:val="24"/>
-                <w:highlight w:val="red"/>
               </w:rPr>
-              <w:t>Prescription Drugs</w:t>
+              <w:t>{%tr if %}</w:t>
             </w:r>
           </w:p>
         </w:tc>
         <w:tc>
           <w:tcPr>
-            <w:tcW w:w="1907" w:type="dxa"/>
+            <w:tcW w:w="2123" w:type="dxa"/>
             <w:tcBorders>
               <w:top w:val="nil"/>
               <w:left w:val="nil"/>
@@ -1188,46 +1405,137 @@
                 <w:color w:val="000000"/>
                 <w:sz w:val="24"/>
                 <w:szCs w:val="24"/>
-                <w:highlight w:val="red"/>
               </w:rPr>
-              <w:t>3%</w:t>
+              <w:t>{%tr endif %}</w:t>
             </w:r>
-            <w:commentRangeEnd w:id="5"/>
-            <w:r>
+          </w:p>
+        </w:tc>
+      </w:tr>
+      <w:tr>
+        <w:trPr>
+          <w:trHeight w:val="324"/>
+          <w:jc w:val="center"/>
+        </w:trPr>
+        <w:tc>
+          <w:tcPr>
+            <w:tcW w:w="4892" w:type="dxa"/>
+            <w:tcBorders>
+              <w:top w:val="nil"/>
+              <w:left w:val="nil"/>
+              <w:bottom w:val="nil"/>
+              <w:right w:val="nil"/>
+            </w:tcBorders>
+            <w:noWrap/>
+            <w:vAlign w:val="bottom"/>
+          </w:tcPr>
+          <w:p>
+            <w:pPr>
               <w:rPr>
-                <w:rStyle w:val="CommentReference"/>
                 <w:rFonts w:ascii="Times New Roman" w:hAnsi="Times New Roman" w:cs="Times New Roman"/>
                 <w:color w:val="000000"/>
                 <w:sz w:val="24"/>
                 <w:szCs w:val="24"/>
                 <w:highlight w:val="red"/>
               </w:rPr>
-              <w:commentReference w:id="5"/>
-            </w:r>
-            <w:commentRangeEnd w:id="3"/>
+            </w:pPr>
             <w:r>
               <w:rPr>
-                <w:rStyle w:val="CommentReference"/>
+                <w:rFonts w:ascii="Times New Roman" w:hAnsi="Times New Roman" w:cs="Times New Roman"/>
+                <w:color w:val="000000"/>
+                <w:sz w:val="24"/>
+                <w:szCs w:val="24"/>
+              </w:rPr>
+              <w:t>{%tr if %}</w:t>
+            </w:r>
+          </w:p>
+        </w:tc>
+        <w:tc>
+          <w:tcPr>
+            <w:tcW w:w="2123" w:type="dxa"/>
+            <w:tcBorders>
+              <w:top w:val="nil"/>
+              <w:left w:val="nil"/>
+              <w:bottom w:val="nil"/>
+              <w:right w:val="nil"/>
+            </w:tcBorders>
+            <w:noWrap/>
+            <w:vAlign w:val="bottom"/>
+          </w:tcPr>
+          <w:p>
+            <w:pPr>
+              <w:jc w:val="center"/>
+              <w:rPr>
                 <w:rFonts w:ascii="Times New Roman" w:hAnsi="Times New Roman" w:cs="Times New Roman"/>
                 <w:color w:val="000000"/>
                 <w:sz w:val="24"/>
                 <w:szCs w:val="24"/>
                 <w:highlight w:val="red"/>
               </w:rPr>
-              <w:commentReference w:id="3"/>
-            </w:r>
-            <w:commentRangeEnd w:id="4"/>
+            </w:pPr>
             <w:r>
               <w:rPr>
-                <w:rStyle w:val="CommentReference"/>
+                <w:rFonts w:ascii="Times New Roman" w:hAnsi="Times New Roman" w:cs="Times New Roman"/>
+                <w:color w:val="000000"/>
+                <w:sz w:val="24"/>
+                <w:szCs w:val="24"/>
+              </w:rPr>
+              <w:t>{%tr endif %}</w:t>
+            </w:r>
+          </w:p>
+        </w:tc>
+      </w:tr>
+      <w:tr>
+        <w:trPr>
+          <w:trHeight w:val="324"/>
+          <w:jc w:val="center"/>
+        </w:trPr>
+        <w:tc>
+          <w:tcPr>
+            <w:tcW w:w="4892" w:type="dxa"/>
+            <w:tcBorders>
+              <w:top w:val="nil"/>
+              <w:left w:val="nil"/>
+              <w:bottom w:val="nil"/>
+              <w:right w:val="nil"/>
+            </w:tcBorders>
+            <w:noWrap/>
+            <w:vAlign w:val="bottom"/>
+          </w:tcPr>
+          <w:p>
+            <w:pPr>
+              <w:rPr>
                 <w:rFonts w:ascii="Times New Roman" w:hAnsi="Times New Roman" w:cs="Times New Roman"/>
                 <w:color w:val="000000"/>
                 <w:sz w:val="24"/>
                 <w:szCs w:val="24"/>
                 <w:highlight w:val="red"/>
               </w:rPr>
-              <w:commentReference w:id="4"/>
-            </w:r>
+            </w:pPr>
+          </w:p>
+        </w:tc>
+        <w:tc>
+          <w:tcPr>
+            <w:tcW w:w="2123" w:type="dxa"/>
+            <w:tcBorders>
+              <w:top w:val="nil"/>
+              <w:left w:val="nil"/>
+              <w:bottom w:val="nil"/>
+              <w:right w:val="nil"/>
+            </w:tcBorders>
+            <w:noWrap/>
+            <w:vAlign w:val="bottom"/>
+          </w:tcPr>
+          <w:p>
+            <w:pPr>
+              <w:jc w:val="center"/>
+              <w:rPr>
+                <w:rFonts w:ascii="Times New Roman" w:hAnsi="Times New Roman" w:cs="Times New Roman"/>
+                <w:color w:val="000000"/>
+                <w:sz w:val="24"/>
+                <w:szCs w:val="24"/>
+                <w:highlight w:val="red"/>
+              </w:rPr>
+            </w:pPr>
           </w:p>
         </w:tc>
       </w:tr>
@@ -1274,9 +1582,10 @@
           <w:sz w:val="24"/>
           <w:szCs w:val="24"/>
         </w:rPr>
+        <w:lastRenderedPageBreak/>
         <w:t xml:space="preserve">Costs are derived directly from the recommended frequencies and durations and follow from the tables on pages </w:t>
       </w:r>
-      <w:commentRangeStart w:id="6"/>
+      <w:commentRangeStart w:id="3"/>
       <w:r>
         <w:rPr>
           <w:rFonts w:ascii="Times New Roman" w:hAnsi="Times New Roman" w:cs="Times New Roman"/>
@@ -1286,7 +1595,7 @@
         </w:rPr>
         <w:t>5-10</w:t>
       </w:r>
-      <w:commentRangeEnd w:id="6"/>
+      <w:commentRangeEnd w:id="3"/>
       <w:r>
         <w:rPr>
           <w:rStyle w:val="CommentReference"/>
@@ -1294,7 +1603,7 @@
           <w:sz w:val="24"/>
           <w:szCs w:val="24"/>
         </w:rPr>
-        <w:commentReference w:id="6"/>
+        <w:commentReference w:id="3"/>
       </w:r>
       <w:r>
         <w:rPr>
@@ -1387,7 +1696,7 @@
           <w:szCs w:val="24"/>
         </w:rPr>
       </w:pPr>
-      <w:bookmarkStart w:id="7" w:name="OLE_LINK1"/>
+      <w:bookmarkStart w:id="4" w:name="OLE_LINK1"/>
       <w:r>
         <w:rPr>
           <w:rFonts w:ascii="Times New Roman" w:eastAsia="Times New Roman" w:hAnsi="Times New Roman" w:cs="Times New Roman"/>
@@ -1456,7 +1765,6 @@
           <w:sz w:val="24"/>
           <w:szCs w:val="24"/>
         </w:rPr>
-        <w:lastRenderedPageBreak/>
         <w:drawing>
           <wp:inline distT="0" distB="0" distL="0" distR="0" wp14:anchorId="2567DAFE" wp14:editId="1C490470">
             <wp:extent cx="1790700" cy="332339"/>
@@ -1515,7 +1823,7 @@
         </w:rPr>
         <w:t>Shael N. Wolfson, PhD</w:t>
       </w:r>
-      <w:bookmarkEnd w:id="7"/>
+      <w:bookmarkEnd w:id="4"/>
     </w:p>
     <w:p>
       <w:pPr>
@@ -1536,6 +1844,15 @@
           <w:szCs w:val="24"/>
         </w:rPr>
         <w:t>Consulting Economist</w:t>
+      </w:r>
+      <w:r>
+        <w:rPr>
+          <w:rFonts w:ascii="Times New Roman" w:eastAsia="Times New Roman" w:hAnsi="Times New Roman" w:cs="Times New Roman"/>
+          <w:bCs/>
+          <w:spacing w:val="-2"/>
+          <w:sz w:val="24"/>
+          <w:szCs w:val="24"/>
+        </w:rPr>
         <w:cr/>
       </w:r>
     </w:p>
@@ -1588,7 +1905,7 @@
           <w:szCs w:val="24"/>
         </w:rPr>
       </w:pPr>
-      <w:commentRangeStart w:id="8"/>
+      <w:commentRangeStart w:id="5"/>
       <w:r>
         <w:rPr>
           <w:rFonts w:ascii="Times New Roman" w:eastAsia="Times New Roman" w:hAnsi="Times New Roman" w:cs="Times New Roman"/>
@@ -1597,7 +1914,7 @@
         </w:rPr>
         <w:t>Present Value of Future Medical Care</w:t>
       </w:r>
-      <w:commentRangeEnd w:id="8"/>
+      <w:commentRangeEnd w:id="5"/>
       <w:r>
         <w:rPr>
           <w:rStyle w:val="CommentReference"/>
@@ -1605,7 +1922,7 @@
           <w:sz w:val="24"/>
           <w:szCs w:val="24"/>
         </w:rPr>
-        <w:commentReference w:id="8"/>
+        <w:commentReference w:id="5"/>
       </w:r>
       <w:r>
         <w:rPr>
@@ -2456,7 +2773,7 @@
       </w:r>
     </w:p>
   </w:comment>
-  <w:comment w:id="5" w:author="Eric Bussey" w:date="2026-04-20T11:48:00Z" w:initials="EB">
+  <w:comment w:id="3" w:author="Eric Bussey" w:date="2026-04-30T11:53:00Z" w:initials="EB">
     <w:p>
       <w:pPr>
         <w:pStyle w:val="CommentText"/>
@@ -2468,119 +2785,11 @@
         <w:annotationRef/>
       </w:r>
       <w:r>
-        <w:t xml:space="preserve">Pulled from </w:t>
-      </w:r>
-      <w:r>
-        <w:rPr>
-          <w:b/>
-          <w:bCs/>
-          <w:u w:val="single"/>
-        </w:rPr>
-        <w:t>Working Calc -&gt; CPI</w:t>
-      </w:r>
-      <w:r>
-        <w:t xml:space="preserve">, categories determined by </w:t>
-      </w:r>
-      <w:r>
-        <w:rPr>
-          <w:b/>
-          <w:bCs/>
-          <w:i/>
-          <w:iCs/>
-        </w:rPr>
-        <w:t>items in LCP</w:t>
+        <w:t>Work some magic to extract pages numbers with tables</w:t>
       </w:r>
     </w:p>
   </w:comment>
-  <w:comment w:id="3" w:author="Eric Bussey" w:date="2026-05-07T11:46:00Z" w:initials="EB">
-    <w:p>
-      <w:pPr>
-        <w:pStyle w:val="CommentText"/>
-      </w:pPr>
-      <w:r>
-        <w:rPr>
-          <w:rStyle w:val="CommentReference"/>
-        </w:rPr>
-        <w:annotationRef/>
-      </w:r>
-      <w:r>
-        <w:t>Depending on duration, can have 2 growth rates:</w:t>
-      </w:r>
-    </w:p>
-    <w:p>
-      <w:pPr>
-        <w:pStyle w:val="CommentText"/>
-        <w:ind w:left="300"/>
-      </w:pPr>
-      <w:r>
-        <w:t>Rate Short (less than 30 years)</w:t>
-      </w:r>
-    </w:p>
-    <w:p>
-      <w:pPr>
-        <w:pStyle w:val="CommentText"/>
-        <w:ind w:left="300"/>
-      </w:pPr>
-      <w:r>
-        <w:t>Rate Long (30+ years)</w:t>
-      </w:r>
-    </w:p>
-    <w:p>
-      <w:pPr>
-        <w:pStyle w:val="CommentText"/>
-      </w:pPr>
-    </w:p>
-    <w:p>
-      <w:pPr>
-        <w:pStyle w:val="CommentText"/>
-      </w:pPr>
-      <w:r>
-        <w:t>Category Names repeat for different durations, each has its own row and relevant rate (see above)</w:t>
-      </w:r>
-    </w:p>
-  </w:comment>
-  <w:comment w:id="4" w:author="Eric Bussey" w:date="2026-05-07T11:48:00Z" w:initials="EB">
-    <w:p>
-      <w:pPr>
-        <w:pStyle w:val="CommentText"/>
-      </w:pPr>
-      <w:r>
-        <w:rPr>
-          <w:rStyle w:val="CommentReference"/>
-        </w:rPr>
-        <w:annotationRef/>
-      </w:r>
-      <w:r>
-        <w:t xml:space="preserve">Need to auto-pull duration (e.g., 5 years) for category names, also update </w:t>
-      </w:r>
-      <w:r>
-        <w:rPr>
-          <w:b/>
-          <w:bCs/>
-          <w:i/>
-          <w:iCs/>
-        </w:rPr>
-        <w:t>sources!!</w:t>
-      </w:r>
-    </w:p>
-  </w:comment>
-  <w:comment w:id="6" w:author="Eric Bussey" w:date="2026-04-30T11:53:00Z" w:initials="EB">
-    <w:p>
-      <w:pPr>
-        <w:pStyle w:val="CommentText"/>
-      </w:pPr>
-      <w:r>
-        <w:rPr>
-          <w:rStyle w:val="CommentReference"/>
-        </w:rPr>
-        <w:annotationRef/>
-      </w:r>
-      <w:r>
-        <w:t>Work some magic to extract pages numbers with tables</w:t>
-      </w:r>
-    </w:p>
-  </w:comment>
-  <w:comment w:id="8" w:author="Eric Bussey" w:date="2026-04-20T11:56:00Z" w:initials="EB">
+  <w:comment w:id="5" w:author="Eric Bussey" w:date="2026-04-20T11:56:00Z" w:initials="EB">
     <w:p>
       <w:pPr>
         <w:pStyle w:val="CommentText"/>
@@ -2937,9 +3146,6 @@
 <w15:commentsEx xmlns:wpc="http://schemas.microsoft.com/office/word/2010/wordprocessingCanvas" xmlns:cx="http://schemas.microsoft.com/office/drawing/2014/chartex" xmlns:cx1="http://schemas.microsoft.com/office/drawing/2015/9/8/chartex" xmlns:cx2="http://schemas.microsoft.com/office/drawing/2015/10/21/chartex" xmlns:cx3="http://schemas.microsoft.com/office/drawing/2016/5/9/chartex" xmlns:cx4="http://schemas.microsoft.com/office/drawing/2016/5/10/chartex" xmlns:cx5="http://schemas.microsoft.com/office/drawing/2016/5/11/chartex" xmlns:cx6="http://schemas.microsoft.com/office/drawing/2016/5/12/chartex" xmlns:cx7="http://schemas.microsoft.com/office/drawing/2016/5/13/chartex" xmlns:cx8="http://schemas.microsoft.com/office/drawing/2016/5/14/chartex" xmlns:mc="http://schemas.openxmlformats.org/markup-compatibility/2006" xmlns:aink="http://schemas.microsoft.com/office/drawing/2016/ink" xmlns:am3d="http://schemas.microsoft.com/office/drawing/2017/model3d" xmlns:o="urn:schemas-microsoft-com:office:office" xmlns:oel="http://schemas.microsoft.com/office/2019/extlst" xmlns:r="http://schemas.openxmlformats.org/officeDocument/2006/relationships" xmlns:m="http://schemas.openxmlformats.org/officeDocument/2006/math" xmlns:v="urn:schemas-microsoft-com:vml" xmlns:wp14="http://schemas.microsoft.com/office/word/2010/wordprocessingDrawing" xmlns:wp="http://schemas.openxmlformats.org/drawingml/2006/wordprocessingDrawing" xmlns:w10="urn:schemas-microsoft-com:office:word" xmlns:w="http://schemas.openxmlformats.org/wordprocessingml/2006/main" xmlns:w14="http://schemas.microsoft.com/office/word/2010/wordml" xmlns:w15="http://schemas.microsoft.com/office/word/2012/wordml" xmlns:w16cex="http://schemas.microsoft.com/office/word/2018/wordml/cex" xmlns:w16cid="http://schemas.microsoft.com/office/word/2016/wordml/cid" xmlns:w16="http://schemas.microsoft.com/office/word/2018/wordml" xmlns:w16du="http://schemas.microsoft.com/office/word/2023/wordml/word16du" xmlns:w16sdtdh="http://schemas.microsoft.com/office/word/2020/wordml/sdtdatahash" xmlns:w16sdtfl="http://schemas.microsoft.com/office/word/2024/wordml/sdtformatlock" xmlns:w16se="http://schemas.microsoft.com/office/word/2015/wordml/symex" xmlns:wpg="http://schemas.microsoft.com/office/word/2010/wordprocessingGroup" xmlns:wpi="http://schemas.microsoft.com/office/word/2010/wordprocessingInk" xmlns:wne="http://schemas.microsoft.com/office/word/2006/wordml" xmlns:wps="http://schemas.microsoft.com/office/word/2010/wordprocessingShape" mc:Ignorable="w14 w15 w16se w16cid w16 w16cex w16sdtdh w16sdtfl w16du wp14">
   <w15:commentEx w15:paraId="5A676B16" w15:done="0"/>
   <w15:commentEx w15:paraId="685DDBC2" w15:done="0"/>
-  <w15:commentEx w15:paraId="3C9C6B18" w15:done="0"/>
-  <w15:commentEx w15:paraId="2527C0FE" w15:done="0"/>
-  <w15:commentEx w15:paraId="5539234F" w15:paraIdParent="2527C0FE" w15:done="0"/>
   <w15:commentEx w15:paraId="4077BC5E" w15:done="0"/>
   <w15:commentEx w15:paraId="2496C88D" w15:done="0"/>
 </w15:commentsEx>
@@ -2949,9 +3155,6 @@
 <w16cex:commentsExtensible xmlns:wpc="http://schemas.microsoft.com/office/word/2010/wordprocessingCanvas" xmlns:cx="http://schemas.microsoft.com/office/drawing/2014/chartex" xmlns:cx1="http://schemas.microsoft.com/office/drawing/2015/9/8/chartex" xmlns:cx2="http://schemas.microsoft.com/office/drawing/2015/10/21/chartex" xmlns:cx3="http://schemas.microsoft.com/office/drawing/2016/5/9/chartex" xmlns:cx4="http://schemas.microsoft.com/office/drawing/2016/5/10/chartex" xmlns:cx5="http://schemas.microsoft.com/office/drawing/2016/5/11/chartex" xmlns:cx6="http://schemas.microsoft.com/office/drawing/2016/5/12/chartex" xmlns:cx7="http://schemas.microsoft.com/office/drawing/2016/5/13/chartex" xmlns:cx8="http://schemas.microsoft.com/office/drawing/2016/5/14/chartex" xmlns:cr="http://schemas.microsoft.com/office/comments/2020/reactions" xmlns:mc="http://schemas.openxmlformats.org/markup-compatibility/2006" xmlns:aink="http://schemas.microsoft.com/office/drawing/2016/ink" xmlns:am3d="http://schemas.microsoft.com/office/drawing/2017/model3d" xmlns:o="urn:schemas-microsoft-com:office:office" xmlns:oel="http://schemas.microsoft.com/office/2019/extlst" xmlns:r="http://schemas.openxmlformats.org/officeDocument/2006/relationships" xmlns:m="http://schemas.openxmlformats.org/officeDocument/2006/math" xmlns:v="urn:schemas-microsoft-com:vml" xmlns:wp14="http://schemas.microsoft.com/office/word/2010/wordprocessingDrawing" xmlns:wp="http://schemas.openxmlformats.org/drawingml/2006/wordprocessingDrawing" xmlns:w10="urn:schemas-microsoft-com:office:word" xmlns:w="http://schemas.openxmlformats.org/wordprocessingml/2006/main" xmlns:w14="http://schemas.microsoft.com/office/word/2010/wordml" xmlns:w15="http://schemas.microsoft.com/office/word/2012/wordml" xmlns:w16cex="http://schemas.microsoft.com/office/word/2018/wordml/cex" xmlns:w16cid="http://schemas.microsoft.com/office/word/2016/wordml/cid" xmlns:w16="http://schemas.microsoft.com/office/word/2018/wordml" xmlns:w16du="http://schemas.microsoft.com/office/word/2023/wordml/word16du" xmlns:w16sdtdh="http://schemas.microsoft.com/office/word/2020/wordml/sdtdatahash" xmlns:w16sdtfl="http://schemas.microsoft.com/office/word/2024/wordml/sdtformatlock" xmlns:w16se="http://schemas.microsoft.com/office/word/2015/wordml/symex" xmlns:wpg="http://schemas.microsoft.com/office/word/2010/wordprocessingGroup" xmlns:wpi="http://schemas.microsoft.com/office/word/2010/wordprocessingInk" xmlns:wne="http://schemas.microsoft.com/office/word/2006/wordml" xmlns:wps="http://schemas.microsoft.com/office/word/2010/wordprocessingShape" mc:Ignorable="w14 w15 w16se w16cid w16 w16cex w16sdtdh w16sdtfl cr w16du wp14">
   <w16cex:commentExtensible w16cex:durableId="4B886FC1" w16cex:dateUtc="2026-05-07T16:40:00Z"/>
   <w16cex:commentExtensible w16cex:durableId="4D6F360A" w16cex:dateUtc="2026-04-20T16:48:00Z"/>
-  <w16cex:commentExtensible w16cex:durableId="0B670C8D" w16cex:dateUtc="2026-04-20T16:48:00Z"/>
-  <w16cex:commentExtensible w16cex:durableId="37BC61D6" w16cex:dateUtc="2026-05-07T16:46:00Z"/>
-  <w16cex:commentExtensible w16cex:durableId="052D17F6" w16cex:dateUtc="2026-05-07T16:48:00Z"/>
   <w16cex:commentExtensible w16cex:durableId="7782F7BB" w16cex:dateUtc="2026-04-30T16:53:00Z"/>
   <w16cex:commentExtensible w16cex:durableId="79C44B0A" w16cex:dateUtc="2026-04-20T16:56:00Z"/>
 </w16cex:commentsExtensible>
@@ -2961,9 +3164,6 @@
 <w16cid:commentsIds xmlns:wpc="http://schemas.microsoft.com/office/word/2010/wordprocessingCanvas" xmlns:cx="http://schemas.microsoft.com/office/drawing/2014/chartex" xmlns:cx1="http://schemas.microsoft.com/office/drawing/2015/9/8/chartex" xmlns:cx2="http://schemas.microsoft.com/office/drawing/2015/10/21/chartex" xmlns:cx3="http://schemas.microsoft.com/office/drawing/2016/5/9/chartex" xmlns:cx4="http://schemas.microsoft.com/office/drawing/2016/5/10/chartex" xmlns:cx5="http://schemas.microsoft.com/office/drawing/2016/5/11/chartex" xmlns:cx6="http://schemas.microsoft.com/office/drawing/2016/5/12/chartex" xmlns:cx7="http://schemas.microsoft.com/office/drawing/2016/5/13/chartex" xmlns:cx8="http://schemas.microsoft.com/office/drawing/2016/5/14/chartex" xmlns:mc="http://schemas.openxmlformats.org/markup-compatibility/2006" xmlns:aink="http://schemas.microsoft.com/office/drawing/2016/ink" xmlns:am3d="http://schemas.microsoft.com/office/drawing/2017/model3d" xmlns:o="urn:schemas-microsoft-com:office:office" xmlns:oel="http://schemas.microsoft.com/office/2019/extlst" xmlns:r="http://schemas.openxmlformats.org/officeDocument/2006/relationships" xmlns:m="http://schemas.openxmlformats.org/officeDocument/2006/math" xmlns:v="urn:schemas-microsoft-com:vml" xmlns:wp14="http://schemas.microsoft.com/office/word/2010/wordprocessingDrawing" xmlns:wp="http://schemas.openxmlformats.org/drawingml/2006/wordprocessingDrawing" xmlns:w10="urn:schemas-microsoft-com:office:word" xmlns:w="http://schemas.openxmlformats.org/wordprocessingml/2006/main" xmlns:w14="http://schemas.microsoft.com/office/word/2010/wordml" xmlns:w15="http://schemas.microsoft.com/office/word/2012/wordml" xmlns:w16cex="http://schemas.microsoft.com/office/word/2018/wordml/cex" xmlns:w16cid="http://schemas.microsoft.com/office/word/2016/wordml/cid" xmlns:w16="http://schemas.microsoft.com/office/word/2018/wordml" xmlns:w16du="http://schemas.microsoft.com/office/word/2023/wordml/word16du" xmlns:w16sdtdh="http://schemas.microsoft.com/office/word/2020/wordml/sdtdatahash" xmlns:w16sdtfl="http://schemas.microsoft.com/office/word/2024/wordml/sdtformatlock" xmlns:w16se="http://schemas.microsoft.com/office/word/2015/wordml/symex" xmlns:wpg="http://schemas.microsoft.com/office/word/2010/wordprocessingGroup" xmlns:wpi="http://schemas.microsoft.com/office/word/2010/wordprocessingInk" xmlns:wne="http://schemas.microsoft.com/office/word/2006/wordml" xmlns:wps="http://schemas.microsoft.com/office/word/2010/wordprocessingShape" mc:Ignorable="w14 w15 w16se w16cid w16 w16cex w16sdtdh w16sdtfl w16du wp14">
   <w16cid:commentId w16cid:paraId="5A676B16" w16cid:durableId="4B886FC1"/>
   <w16cid:commentId w16cid:paraId="685DDBC2" w16cid:durableId="4D6F360A"/>
-  <w16cid:commentId w16cid:paraId="3C9C6B18" w16cid:durableId="0B670C8D"/>
-  <w16cid:commentId w16cid:paraId="2527C0FE" w16cid:durableId="37BC61D6"/>
-  <w16cid:commentId w16cid:paraId="5539234F" w16cid:durableId="052D17F6"/>
   <w16cid:commentId w16cid:paraId="4077BC5E" w16cid:durableId="7782F7BB"/>
   <w16cid:commentId w16cid:paraId="2496C88D" w16cid:durableId="79C44B0A"/>
 </w16cid:commentsIds>
@@ -3109,7 +3309,6 @@
         <w:rFonts w:ascii="Times New Roman" w:eastAsia="Times New Roman" w:hAnsi="Times New Roman" w:cs="Times New Roman"/>
         <w:sz w:val="24"/>
         <w:szCs w:val="24"/>
-        <w:highlight w:val="yellow"/>
       </w:rPr>
       <w:t xml:space="preserve">{{ </w:t>
     </w:r>
@@ -3118,7 +3317,6 @@
         <w:rFonts w:ascii="Times New Roman" w:eastAsia="Times New Roman" w:hAnsi="Times New Roman" w:cs="Times New Roman"/>
         <w:sz w:val="24"/>
         <w:szCs w:val="24"/>
-        <w:highlight w:val="yellow"/>
       </w:rPr>
       <w:t>attorney_salutation_with_name_full</w:t>
     </w:r>
@@ -3127,7 +3325,6 @@
         <w:rFonts w:ascii="Times New Roman" w:eastAsia="Times New Roman" w:hAnsi="Times New Roman" w:cs="Times New Roman"/>
         <w:sz w:val="24"/>
         <w:szCs w:val="24"/>
-        <w:highlight w:val="yellow"/>
       </w:rPr>
       <w:t xml:space="preserve"> }}</w:t>
     </w:r>
@@ -3174,7 +3371,6 @@
         <w:rFonts w:ascii="Times New Roman" w:eastAsia="Times New Roman" w:hAnsi="Times New Roman" w:cs="Times New Roman"/>
         <w:sz w:val="24"/>
         <w:szCs w:val="24"/>
-        <w:highlight w:val="yellow"/>
       </w:rPr>
       <w:t xml:space="preserve">{{ </w:t>
     </w:r>
@@ -3183,7 +3379,6 @@
         <w:rFonts w:ascii="Times New Roman" w:eastAsia="Times New Roman" w:hAnsi="Times New Roman" w:cs="Times New Roman"/>
         <w:sz w:val="24"/>
         <w:szCs w:val="24"/>
-        <w:highlight w:val="yellow"/>
       </w:rPr>
       <w:t>claimant_name_full</w:t>
     </w:r>
@@ -3192,7 +3387,6 @@
         <w:rFonts w:ascii="Times New Roman" w:eastAsia="Times New Roman" w:hAnsi="Times New Roman" w:cs="Times New Roman"/>
         <w:sz w:val="24"/>
         <w:szCs w:val="24"/>
-        <w:highlight w:val="yellow"/>
       </w:rPr>
       <w:t xml:space="preserve"> }}</w:t>
     </w:r>
@@ -3391,12 +3585,12 @@
       </w:rPr>
       <w:tab/>
     </w:r>
-    <w:bookmarkStart w:id="9" w:name="_Hlk43130415"/>
-    <w:bookmarkStart w:id="10" w:name="_Hlk43130416"/>
-    <w:bookmarkStart w:id="11" w:name="_Hlk43820416"/>
-    <w:bookmarkStart w:id="12" w:name="_Hlk43820417"/>
-    <w:bookmarkStart w:id="13" w:name="_Hlk51061012"/>
-    <w:bookmarkStart w:id="14" w:name="_Hlk51061013"/>
+    <w:bookmarkStart w:id="6" w:name="_Hlk43130415"/>
+    <w:bookmarkStart w:id="7" w:name="_Hlk43130416"/>
+    <w:bookmarkStart w:id="8" w:name="_Hlk43820416"/>
+    <w:bookmarkStart w:id="9" w:name="_Hlk43820417"/>
+    <w:bookmarkStart w:id="10" w:name="_Hlk51061012"/>
+    <w:bookmarkStart w:id="11" w:name="_Hlk51061013"/>
     <w:r>
       <w:rPr>
         <w:rFonts w:ascii="Bitter" w:hAnsi="Bitter"/>
@@ -3550,12 +3744,12 @@
       <w:t>500.2808</w:t>
     </w:r>
   </w:p>
+  <w:bookmarkEnd w:id="6"/>
+  <w:bookmarkEnd w:id="7"/>
+  <w:bookmarkEnd w:id="8"/>
   <w:bookmarkEnd w:id="9"/>
   <w:bookmarkEnd w:id="10"/>
   <w:bookmarkEnd w:id="11"/>
-  <w:bookmarkEnd w:id="12"/>
-  <w:bookmarkEnd w:id="13"/>
-  <w:bookmarkEnd w:id="14"/>
   <w:p>
     <w:pPr>
       <w:pStyle w:val="Header"/>
